--- a/Decizie nr. 8772021 din 11.11.2021, Tribunalul Dâmbovița, contestație la executare (civil).docx
+++ b/Decizie nr. 8772021 din 11.11.2021, Tribunalul Dâmbovița, contestație la executare (civil).docx
@@ -4581,20 +4581,9 @@
     </w:p>
     <w:p>
       <w:pPr>
-        <w:ind w:left="-5" w:right="175"/>
-      </w:pPr>
-      <w:r>
-        <w:t>Acest document este preluat şi procesat de o aplicaţie realizată gratuit de Wolters Kluwer Romania pentru Fundatia RoLII.</w:t>
-      </w:r>
-    </w:p>
-    <w:p>
-      <w:pPr>
         <w:spacing w:line="259" w:lineRule="auto"/>
         <w:ind w:left="-5" w:right="175"/>
       </w:pPr>
-      <w:r>
-        <w:t>Conţinutul său poate fi preluat şi utilizat cu citarea sursei: www.rolii.ro</w:t>
-      </w:r>
     </w:p>
     <w:sectPr>
       <w:headerReference w:type="even" r:id="rId7"/>
